--- a/Durairaji Innovation Teaching  Report.docx
+++ b/Durairaji Innovation Teaching  Report.docx
@@ -279,6 +279,8 @@
         </w:rPr>
         <w:t xml:space="preserve"> - 600119</w:t>
       </w:r>
+      <w:bookmarkStart w:id="0" w:name="_GoBack"/>
+      <w:bookmarkEnd w:id="0"/>
     </w:p>
     <w:p>
       <w:pPr>
@@ -312,6 +314,15 @@
           <w:szCs w:val="28"/>
         </w:rPr>
       </w:pPr>
+      <w:r>
+        <w:rPr>
+          <w:rFonts w:ascii="Times New Roman" w:hAnsi="Times New Roman" w:cs="Times New Roman"/>
+          <w:b/>
+          <w:sz w:val="28"/>
+          <w:szCs w:val="28"/>
+        </w:rPr>
+        <w:t>https://github.com/durairaji1984/Implementation-of-Real-Time-Clock-RTC-Using-Verilog-HDL/tree/main</w:t>
+      </w:r>
     </w:p>
     <w:p>
       <w:pPr>
@@ -986,8 +997,6 @@
         </w:rPr>
         <w:t xml:space="preserve">Introduce FPGA-based hardware implementation. </w:t>
       </w:r>
-      <w:bookmarkStart w:id="0" w:name="_GoBack"/>
-      <w:bookmarkEnd w:id="0"/>
     </w:p>
     <w:p>
       <w:pPr>
@@ -10999,16 +11008,7 @@
           <w:sz w:val="24"/>
           <w:szCs w:val="24"/>
         </w:rPr>
-        <w:t>(User Constraints File)</w:t>
-      </w:r>
-      <w:r>
-        <w:rPr>
-          <w:rFonts w:ascii="Times New Roman" w:hAnsi="Times New Roman" w:cs="Times New Roman"/>
-          <w:b/>
-          <w:sz w:val="24"/>
-          <w:szCs w:val="24"/>
-        </w:rPr>
-        <w:t xml:space="preserve"> file:</w:t>
+        <w:t>(User Constraints File) file:</w:t>
       </w:r>
     </w:p>
     <w:p>
@@ -12236,8 +12236,6 @@
             <w:r>
               <w:rPr>
                 <w:rFonts w:ascii="Times New Roman" w:hAnsi="Times New Roman" w:cs="Times New Roman"/>
-                <w:b w:val="0"/>
-                <w:bCs w:val="0"/>
                 <w:noProof/>
                 <w:sz w:val="28"/>
                 <w:szCs w:val="28"/>
@@ -12313,8 +12311,6 @@
             <w:r>
               <w:rPr>
                 <w:rFonts w:ascii="Times New Roman" w:hAnsi="Times New Roman" w:cs="Times New Roman"/>
-                <w:b w:val="0"/>
-                <w:bCs w:val="0"/>
                 <w:noProof/>
                 <w:sz w:val="28"/>
                 <w:szCs w:val="28"/>
@@ -12938,10 +12934,7 @@
               <w:jc w:val="both"/>
             </w:pPr>
             <w:r>
-              <w:t>PO1</w:t>
-            </w:r>
-            <w:r>
-              <w:t>2</w:t>
+              <w:t>PO12</w:t>
             </w:r>
           </w:p>
         </w:tc>
@@ -13015,15 +13008,7 @@
           <w:sz w:val="24"/>
           <w:szCs w:val="24"/>
         </w:rPr>
-        <w:t>The Real-Time Clock (RTC) implementation using Verilog HDL on Spartan-3 FPGA XC3S400-PQ208 is an effective innovative teaching model that transforms theoretical concepts of counters, timing circuits, and sequential logic into a practical real-time hardware application. The activity enhances student engagement, improves FPGA design skills, and provides industrial-level exposure</w:t>
-      </w:r>
-      <w:r>
-        <w:rPr>
-          <w:rFonts w:ascii="Times New Roman" w:hAnsi="Times New Roman" w:cs="Times New Roman"/>
-          <w:sz w:val="24"/>
-          <w:szCs w:val="24"/>
-        </w:rPr>
-        <w:t xml:space="preserve"> to digital system development.</w:t>
+        <w:t>The Real-Time Clock (RTC) implementation using Verilog HDL on Spartan-3 FPGA XC3S400-PQ208 is an effective innovative teaching model that transforms theoretical concepts of counters, timing circuits, and sequential logic into a practical real-time hardware application. The activity enhances student engagement, improves FPGA design skills, and provides industrial-level exposure to digital system development.</w:t>
       </w:r>
     </w:p>
     <w:p>
@@ -18107,6 +18092,7 @@
   <w:style w:type="character" w:default="1" w:styleId="DefaultParagraphFont">
     <w:name w:val="Default Paragraph Font"/>
     <w:uiPriority w:val="1"/>
+    <w:semiHidden/>
     <w:unhideWhenUsed/>
   </w:style>
   <w:style w:type="table" w:default="1" w:styleId="TableNormal">
@@ -18729,7 +18715,7 @@
 </file>
 
 <file path=customXml/itemProps1.xml><?xml version="1.0" encoding="utf-8"?>
-<ds:datastoreItem xmlns:ds="http://schemas.openxmlformats.org/officeDocument/2006/customXml" ds:itemID="{39BB3B2E-11FB-4820-8B55-154FD7D56E05}">
+<ds:datastoreItem xmlns:ds="http://schemas.openxmlformats.org/officeDocument/2006/customXml" ds:itemID="{7CB99636-9393-436D-A9E3-56497456AB9F}">
   <ds:schemaRefs>
     <ds:schemaRef ds:uri="http://schemas.openxmlformats.org/officeDocument/2006/bibliography"/>
   </ds:schemaRefs>
